--- a/Requirement Discussions/Daily Reports/Document_Registration_requirement_28082026_v1.1.docx
+++ b/Requirement Discussions/Daily Reports/Document_Registration_requirement_28082026_v1.1.docx
@@ -1,6 +1,6 @@
 
 <file path=word/document.xml><?xml version="1.0" encoding="utf-8"?>
-<w:document xmlns:wpc="http://schemas.microsoft.com/office/word/2010/wordprocessingCanvas" xmlns:cx="http://schemas.microsoft.com/office/drawing/2014/chartex" xmlns:cx1="http://schemas.microsoft.com/office/drawing/2015/9/8/chartex" xmlns:cx2="http://schemas.microsoft.com/office/drawing/2015/10/21/chartex" xmlns:cx3="http://schemas.microsoft.com/office/drawing/2016/5/9/chartex" xmlns:cx4="http://schemas.microsoft.com/office/drawing/2016/5/10/chartex" xmlns:cx5="http://schemas.microsoft.com/office/drawing/2016/5/11/chartex" xmlns:cx6="http://schemas.microsoft.com/office/drawing/2016/5/12/chartex" xmlns:cx7="http://schemas.microsoft.com/office/drawing/2016/5/13/chartex" xmlns:cx8="http://schemas.microsoft.com/office/drawing/2016/5/14/chartex" xmlns:mc="http://schemas.openxmlformats.org/markup-compatibility/2006" xmlns:aink="http://schemas.microsoft.com/office/drawing/2016/ink" xmlns:am3d="http://schemas.microsoft.com/office/drawing/2017/model3d" xmlns:o="urn:schemas-microsoft-com:office:office" xmlns:oel="http://schemas.microsoft.com/office/2019/extlst" xmlns:r="http://schemas.openxmlformats.org/officeDocument/2006/relationships" xmlns:m="http://schemas.openxmlformats.org/officeDocument/2006/math" xmlns:v="urn:schemas-microsoft-com:vml" xmlns:wp14="http://schemas.microsoft.com/office/word/2010/wordprocessingDrawing" xmlns:wp="http://schemas.openxmlformats.org/drawingml/2006/wordprocessingDrawing" xmlns:w10="urn:schemas-microsoft-com:office:word" xmlns:w="http://schemas.openxmlformats.org/wordprocessingml/2006/main" xmlns:w14="http://schemas.microsoft.com/office/word/2010/wordml" xmlns:w15="http://schemas.microsoft.com/office/word/2012/wordml" xmlns:w16cei="http://schemas.microsoft.com/office/word/2026/wordml/cei" xmlns:w16cex="http://schemas.microsoft.com/office/word/2018/wordml/cex" xmlns:w16cid="http://schemas.microsoft.com/office/word/2016/wordml/cid" xmlns:w16="http://schemas.microsoft.com/office/word/2018/wordml" xmlns:w16du="http://schemas.microsoft.com/office/word/2023/wordml/word16du" xmlns:w16sdtdh="http://schemas.microsoft.com/office/word/2020/wordml/sdtdatahash" xmlns:w16sdtfl="http://schemas.microsoft.com/office/word/2024/wordml/sdtformatlock" xmlns:w16se="http://schemas.microsoft.com/office/word/2015/wordml/symex" xmlns:wpg="http://schemas.microsoft.com/office/word/2010/wordprocessingGroup" xmlns:wpi="http://schemas.microsoft.com/office/word/2010/wordprocessingInk" xmlns:wne="http://schemas.microsoft.com/office/word/2006/wordml" xmlns:wps="http://schemas.microsoft.com/office/word/2010/wordprocessingShape" mc:Ignorable="w14 w15 w16se w16cid w16 w16cex w16sdtdh w16sdtfl w16du wp14">
+<w:document xmlns:wpc="http://schemas.microsoft.com/office/word/2010/wordprocessingCanvas" xmlns:cx="http://schemas.microsoft.com/office/drawing/2014/chartex" xmlns:cx1="http://schemas.microsoft.com/office/drawing/2015/9/8/chartex" xmlns:mc="http://schemas.openxmlformats.org/markup-compatibility/2006" xmlns:o="urn:schemas-microsoft-com:office:office" xmlns:r="http://schemas.openxmlformats.org/officeDocument/2006/relationships" xmlns:m="http://schemas.openxmlformats.org/officeDocument/2006/math" xmlns:v="urn:schemas-microsoft-com:vml" xmlns:wp14="http://schemas.microsoft.com/office/word/2010/wordprocessingDrawing" xmlns:wp="http://schemas.openxmlformats.org/drawingml/2006/wordprocessingDrawing" xmlns:w10="urn:schemas-microsoft-com:office:word" xmlns:w="http://schemas.openxmlformats.org/wordprocessingml/2006/main" xmlns:w14="http://schemas.microsoft.com/office/word/2010/wordml" xmlns:w15="http://schemas.microsoft.com/office/word/2012/wordml" xmlns:w16se="http://schemas.microsoft.com/office/word/2015/wordml/symex" xmlns:wpg="http://schemas.microsoft.com/office/word/2010/wordprocessingGroup" xmlns:wpi="http://schemas.microsoft.com/office/word/2010/wordprocessingInk" xmlns:wne="http://schemas.microsoft.com/office/word/2006/wordml" xmlns:wps="http://schemas.microsoft.com/office/word/2010/wordprocessingShape" mc:Ignorable="w14 w15 w16se wp14">
   <w:body>
     <w:tbl>
       <w:tblPr>
@@ -24,12 +24,6 @@
         <w:gridCol w:w="7500"/>
       </w:tblGrid>
       <w:tr>
-        <w:tblPrEx>
-          <w:tblCellMar>
-            <w:top w:w="0" w:type="dxa"/>
-            <w:bottom w:w="0" w:type="dxa"/>
-          </w:tblCellMar>
-        </w:tblPrEx>
         <w:tc>
           <w:tcPr>
             <w:tcW w:w="2000" w:type="dxa"/>
@@ -53,16 +47,13 @@
             <w:r>
               <w:t>28-08-2026</w:t>
             </w:r>
-          </w:p>
-        </w:tc>
-      </w:tr>
-      <w:tr>
-        <w:tblPrEx>
-          <w:tblCellMar>
-            <w:top w:w="0" w:type="dxa"/>
-            <w:bottom w:w="0" w:type="dxa"/>
-          </w:tblCellMar>
-        </w:tblPrEx>
+            <w:r>
+              <w:t xml:space="preserve"> to 29-09-2026</w:t>
+            </w:r>
+          </w:p>
+        </w:tc>
+      </w:tr>
+      <w:tr>
         <w:tc>
           <w:tcPr>
             <w:tcW w:w="2000" w:type="dxa"/>
@@ -84,18 +75,12 @@
           </w:tcPr>
           <w:p>
             <w:r>
-              <w:t>Registration core: Registration, Appointment, Status tracking (Current issues &amp; process walkthrough)</w:t>
-            </w:r>
-          </w:p>
-        </w:tc>
-      </w:tr>
-      <w:tr>
-        <w:tblPrEx>
-          <w:tblCellMar>
-            <w:top w:w="0" w:type="dxa"/>
-            <w:bottom w:w="0" w:type="dxa"/>
-          </w:tblCellMar>
-        </w:tblPrEx>
+              <w:t>Stamp duty and Registration fee calculation; Guideline value calculation</w:t>
+            </w:r>
+          </w:p>
+        </w:tc>
+      </w:tr>
+      <w:tr>
         <w:tc>
           <w:tcPr>
             <w:tcW w:w="2000" w:type="dxa"/>
@@ -118,39 +103,6 @@
           <w:p>
             <w:r>
               <w:t>Kaveri IT Cell, AIGR Comp, Project Manager, Assistant Manager (CMS)</w:t>
-            </w:r>
-          </w:p>
-        </w:tc>
-      </w:tr>
-      <w:tr>
-        <w:tblPrEx>
-          <w:tblCellMar>
-            <w:top w:w="0" w:type="dxa"/>
-            <w:bottom w:w="0" w:type="dxa"/>
-          </w:tblCellMar>
-        </w:tblPrEx>
-        <w:tc>
-          <w:tcPr>
-            <w:tcW w:w="2000" w:type="dxa"/>
-            <w:shd w:val="clear" w:color="auto" w:fill="D9D9D9"/>
-          </w:tcPr>
-          <w:p>
-            <w:r>
-              <w:rPr>
-                <w:b/>
-                <w:bCs/>
-              </w:rPr>
-              <w:t>Version</w:t>
-            </w:r>
-          </w:p>
-        </w:tc>
-        <w:tc>
-          <w:tcPr>
-            <w:tcW w:w="7500" w:type="dxa"/>
-          </w:tcPr>
-          <w:p>
-            <w:r>
-              <w:t>1.1 (04-09-2026) — Acts, Rules, notifications and ServiceDesk pain points added for Registration, Appointment, Status tracking (incl. 28-08 notes on SR workflow, slot, payment, stamp / guidance value, impound)</w:t>
             </w:r>
           </w:p>
         </w:tc>
@@ -521,15 +473,13 @@
         <w:spacing w:after="120"/>
       </w:pPr>
       <w:r>
-        <w:t xml:space="preserve">Stamp duty and registrar fee calculation - the stamp act </w:t>
-      </w:r>
-      <w:proofErr w:type="gramStart"/>
-      <w:r>
-        <w:t>has to</w:t>
-      </w:r>
-      <w:proofErr w:type="gramEnd"/>
-      <w:r>
-        <w:t xml:space="preserve"> be studied</w:t>
+        <w:t xml:space="preserve">Stamp duty and registrar fee calculation - the stamp </w:t>
+      </w:r>
+      <w:r>
+        <w:t>calculation rules</w:t>
+      </w:r>
+      <w:r>
+        <w:t xml:space="preserve"> has to be studied</w:t>
       </w:r>
     </w:p>
     <w:p>
@@ -542,15 +492,15 @@
         <w:spacing w:after="120"/>
       </w:pPr>
       <w:r>
-        <w:t xml:space="preserve">Guidance value calculation - the valuation rules as per gazette </w:t>
-      </w:r>
-      <w:proofErr w:type="gramStart"/>
-      <w:r>
-        <w:t>has to</w:t>
-      </w:r>
-      <w:proofErr w:type="gramEnd"/>
-      <w:r>
-        <w:t xml:space="preserve"> be studied</w:t>
+        <w:t xml:space="preserve">Guidance value calculation - the valuation </w:t>
+      </w:r>
+      <w:r>
+        <w:t xml:space="preserve">calculation </w:t>
+      </w:r>
+      <w:bookmarkStart w:id="0" w:name="_GoBack"/>
+      <w:bookmarkEnd w:id="0"/>
+      <w:r>
+        <w:t>rules as per gazette has to be studied</w:t>
       </w:r>
     </w:p>
     <w:p>
@@ -629,8 +579,8 @@
     </w:p>
     <w:tbl>
       <w:tblPr>
-        <w:tblW w:type="auto" w:w="0"/>
-        <w:tblLook w:firstColumn="1" w:firstRow="1" w:lastColumn="0" w:lastRow="0" w:noHBand="0" w:noVBand="1" w:val="04A0"/>
+        <w:tblW w:w="0" w:type="auto"/>
+        <w:tblLook w:val="04A0" w:firstRow="1" w:lastRow="0" w:firstColumn="1" w:lastColumn="0" w:noHBand="0" w:noVBand="1"/>
       </w:tblPr>
       <w:tblGrid>
         <w:gridCol w:w="3120"/>
@@ -640,7 +590,7 @@
       <w:tr>
         <w:tc>
           <w:tcPr>
-            <w:tcW w:type="dxa" w:w="3120"/>
+            <w:tcW w:w="3120" w:type="dxa"/>
             <w:shd w:val="clear" w:color="auto" w:fill="D9E2F3"/>
           </w:tcPr>
           <w:p>
@@ -651,7 +601,7 @@
         </w:tc>
         <w:tc>
           <w:tcPr>
-            <w:tcW w:type="dxa" w:w="3120"/>
+            <w:tcW w:w="3120" w:type="dxa"/>
             <w:shd w:val="clear" w:color="auto" w:fill="D9E2F3"/>
           </w:tcPr>
           <w:p>
@@ -662,7 +612,7 @@
         </w:tc>
         <w:tc>
           <w:tcPr>
-            <w:tcW w:type="dxa" w:w="3120"/>
+            <w:tcW w:w="3120" w:type="dxa"/>
             <w:shd w:val="clear" w:color="auto" w:fill="D9E2F3"/>
           </w:tcPr>
           <w:p>
@@ -675,7 +625,7 @@
       <w:tr>
         <w:tc>
           <w:tcPr>
-            <w:tcW w:type="dxa" w:w="3120"/>
+            <w:tcW w:w="3120" w:type="dxa"/>
           </w:tcPr>
           <w:p>
             <w:r>
@@ -685,7 +635,7 @@
         </w:tc>
         <w:tc>
           <w:tcPr>
-            <w:tcW w:type="dxa" w:w="3120"/>
+            <w:tcW w:w="3120" w:type="dxa"/>
           </w:tcPr>
           <w:p>
             <w:r>
@@ -695,19 +645,22 @@
         </w:tc>
         <w:tc>
           <w:tcPr>
-            <w:tcW w:type="dxa" w:w="3120"/>
-          </w:tcPr>
-          <w:p>
-            <w:r>
-              <w:t>Compulsory / optional registration; presentation time &amp; place; examination; endorsements &amp; Sec. 60 certificate; refusal / appeal; registration fees — core Registration and Status tracking</w:t>
-            </w:r>
-          </w:p>
-        </w:tc>
-      </w:tr>
-      <w:tr>
-        <w:tc>
-          <w:tcPr>
-            <w:tcW w:type="dxa" w:w="3120"/>
+            <w:tcW w:w="3120" w:type="dxa"/>
+          </w:tcPr>
+          <w:p>
+            <w:r>
+              <w:t xml:space="preserve">Compulsory / </w:t>
+            </w:r>
+            <w:r>
+              <w:t>optional registration; presentation time &amp; place; examination; endorsements &amp; Sec. 60 certificate; refusal / appeal; registration fees — core Registration and Status tracking</w:t>
+            </w:r>
+          </w:p>
+        </w:tc>
+      </w:tr>
+      <w:tr>
+        <w:tc>
+          <w:tcPr>
+            <w:tcW w:w="3120" w:type="dxa"/>
           </w:tcPr>
           <w:p>
             <w:r>
@@ -717,7 +670,7 @@
         </w:tc>
         <w:tc>
           <w:tcPr>
-            <w:tcW w:type="dxa" w:w="3120"/>
+            <w:tcW w:w="3120" w:type="dxa"/>
           </w:tcPr>
           <w:p>
             <w:r>
@@ -727,19 +680,22 @@
         </w:tc>
         <w:tc>
           <w:tcPr>
-            <w:tcW w:type="dxa" w:w="3120"/>
-          </w:tcPr>
-          <w:p>
-            <w:r>
-              <w:t>Districts / sub-districts; Registrars &amp; Sub-Registrars; place of registration — Appointment office selection and jurisdiction routing</w:t>
-            </w:r>
-          </w:p>
-        </w:tc>
-      </w:tr>
-      <w:tr>
-        <w:tc>
-          <w:tcPr>
-            <w:tcW w:type="dxa" w:w="3120"/>
+            <w:tcW w:w="3120" w:type="dxa"/>
+          </w:tcPr>
+          <w:p>
+            <w:r>
+              <w:t>Districts / sub-districts; Re</w:t>
+            </w:r>
+            <w:r>
+              <w:t>gistrars &amp; Sub-Registrars; place of registration — Appointment office selection and jurisdiction routing</w:t>
+            </w:r>
+          </w:p>
+        </w:tc>
+      </w:tr>
+      <w:tr>
+        <w:tc>
+          <w:tcPr>
+            <w:tcW w:w="3120" w:type="dxa"/>
           </w:tcPr>
           <w:p>
             <w:r>
@@ -749,7 +705,7 @@
         </w:tc>
         <w:tc>
           <w:tcPr>
-            <w:tcW w:type="dxa" w:w="3120"/>
+            <w:tcW w:w="3120" w:type="dxa"/>
           </w:tcPr>
           <w:p>
             <w:r>
@@ -759,19 +715,22 @@
         </w:tc>
         <w:tc>
           <w:tcPr>
-            <w:tcW w:type="dxa" w:w="3120"/>
-          </w:tcPr>
-          <w:p>
-            <w:r>
-              <w:t>Refusal / cancellation of forged or prohibited documents; appeal; penalties — registration intake validation</w:t>
-            </w:r>
-          </w:p>
-        </w:tc>
-      </w:tr>
-      <w:tr>
-        <w:tc>
-          <w:tcPr>
-            <w:tcW w:type="dxa" w:w="3120"/>
+            <w:tcW w:w="3120" w:type="dxa"/>
+          </w:tcPr>
+          <w:p>
+            <w:r>
+              <w:t>Refusal / cancellation of forged or pro</w:t>
+            </w:r>
+            <w:r>
+              <w:t>hibited documents; appeal; penalties — registration intake validation</w:t>
+            </w:r>
+          </w:p>
+        </w:tc>
+      </w:tr>
+      <w:tr>
+        <w:tc>
+          <w:tcPr>
+            <w:tcW w:w="3120" w:type="dxa"/>
           </w:tcPr>
           <w:p>
             <w:r>
@@ -781,7 +740,7 @@
         </w:tc>
         <w:tc>
           <w:tcPr>
-            <w:tcW w:type="dxa" w:w="3120"/>
+            <w:tcW w:w="3120" w:type="dxa"/>
           </w:tcPr>
           <w:p>
             <w:r>
@@ -791,19 +750,22 @@
         </w:tc>
         <w:tc>
           <w:tcPr>
-            <w:tcW w:type="dxa" w:w="3120"/>
-          </w:tcPr>
-          <w:p>
-            <w:r>
-              <w:t>Stamp duty chargeable; payment modes; impounding; undervaluation reference — touched in 28-08 discussion (stamp duty / guidance value / impound)</w:t>
-            </w:r>
-          </w:p>
-        </w:tc>
-      </w:tr>
-      <w:tr>
-        <w:tc>
-          <w:tcPr>
-            <w:tcW w:type="dxa" w:w="3120"/>
+            <w:tcW w:w="3120" w:type="dxa"/>
+          </w:tcPr>
+          <w:p>
+            <w:r>
+              <w:t>Stamp duty chargeable; payment modes; impounding; undervaluation reference — touched in 28-08 discussion (stamp duty / g</w:t>
+            </w:r>
+            <w:r>
+              <w:t>uidance value / impound)</w:t>
+            </w:r>
+          </w:p>
+        </w:tc>
+      </w:tr>
+      <w:tr>
+        <w:tc>
+          <w:tcPr>
+            <w:tcW w:w="3120" w:type="dxa"/>
           </w:tcPr>
           <w:p>
             <w:r>
@@ -813,7 +775,7 @@
         </w:tc>
         <w:tc>
           <w:tcPr>
-            <w:tcW w:type="dxa" w:w="3120"/>
+            <w:tcW w:w="3120" w:type="dxa"/>
           </w:tcPr>
           <w:p>
             <w:r>
@@ -823,7 +785,7 @@
         </w:tc>
         <w:tc>
           <w:tcPr>
-            <w:tcW w:type="dxa" w:w="3120"/>
+            <w:tcW w:w="3120" w:type="dxa"/>
           </w:tcPr>
           <w:p>
             <w:r>
@@ -841,13 +803,21 @@
           <w:b/>
           <w:sz w:val="29"/>
         </w:rPr>
-        <w:t>2. Primary Rules — Karnataka Registration Rules, 1965</w:t>
+        <w:t xml:space="preserve">2. Primary Rules — Karnataka Registration Rules, </w:t>
+      </w:r>
+      <w:r>
+        <w:rPr>
+          <w:rFonts w:ascii="Segoe UI" w:hAnsi="Segoe UI"/>
+          <w:b/>
+          <w:sz w:val="29"/>
+        </w:rPr>
+        <w:t>1965</w:t>
       </w:r>
     </w:p>
     <w:tbl>
       <w:tblPr>
-        <w:tblW w:type="auto" w:w="0"/>
-        <w:tblLook w:firstColumn="1" w:firstRow="1" w:lastColumn="0" w:lastRow="0" w:noHBand="0" w:noVBand="1" w:val="04A0"/>
+        <w:tblW w:w="0" w:type="auto"/>
+        <w:tblLook w:val="04A0" w:firstRow="1" w:lastRow="0" w:firstColumn="1" w:lastColumn="0" w:noHBand="0" w:noVBand="1"/>
       </w:tblPr>
       <w:tblGrid>
         <w:gridCol w:w="3120"/>
@@ -857,7 +827,7 @@
       <w:tr>
         <w:tc>
           <w:tcPr>
-            <w:tcW w:type="dxa" w:w="3120"/>
+            <w:tcW w:w="3120" w:type="dxa"/>
             <w:shd w:val="clear" w:color="auto" w:fill="D9E2F3"/>
           </w:tcPr>
           <w:p>
@@ -868,7 +838,7 @@
         </w:tc>
         <w:tc>
           <w:tcPr>
-            <w:tcW w:type="dxa" w:w="3120"/>
+            <w:tcW w:w="3120" w:type="dxa"/>
             <w:shd w:val="clear" w:color="auto" w:fill="D9E2F3"/>
           </w:tcPr>
           <w:p>
@@ -879,7 +849,7 @@
         </w:tc>
         <w:tc>
           <w:tcPr>
-            <w:tcW w:type="dxa" w:w="3120"/>
+            <w:tcW w:w="3120" w:type="dxa"/>
             <w:shd w:val="clear" w:color="auto" w:fill="D9E2F3"/>
           </w:tcPr>
           <w:p>
@@ -892,7 +862,7 @@
       <w:tr>
         <w:tc>
           <w:tcPr>
-            <w:tcW w:type="dxa" w:w="3120"/>
+            <w:tcW w:w="3120" w:type="dxa"/>
           </w:tcPr>
           <w:p>
             <w:r>
@@ -902,7 +872,7 @@
         </w:tc>
         <w:tc>
           <w:tcPr>
-            <w:tcW w:type="dxa" w:w="3120"/>
+            <w:tcW w:w="3120" w:type="dxa"/>
           </w:tcPr>
           <w:p>
             <w:r>
@@ -912,7 +882,7 @@
         </w:tc>
         <w:tc>
           <w:tcPr>
-            <w:tcW w:type="dxa" w:w="3120"/>
+            <w:tcW w:w="3120" w:type="dxa"/>
           </w:tcPr>
           <w:p>
             <w:r>
@@ -924,7 +894,7 @@
       <w:tr>
         <w:tc>
           <w:tcPr>
-            <w:tcW w:type="dxa" w:w="3120"/>
+            <w:tcW w:w="3120" w:type="dxa"/>
           </w:tcPr>
           <w:p>
             <w:r>
@@ -934,7 +904,7 @@
         </w:tc>
         <w:tc>
           <w:tcPr>
-            <w:tcW w:type="dxa" w:w="3120"/>
+            <w:tcW w:w="3120" w:type="dxa"/>
           </w:tcPr>
           <w:p>
             <w:r>
@@ -944,19 +914,22 @@
         </w:tc>
         <w:tc>
           <w:tcPr>
-            <w:tcW w:type="dxa" w:w="3120"/>
-          </w:tcPr>
-          <w:p>
-            <w:r>
-              <w:t>Territorial divisions; survey / city survey description — Village Index and property details (KSRSAC / GIS)</w:t>
-            </w:r>
-          </w:p>
-        </w:tc>
-      </w:tr>
-      <w:tr>
-        <w:tc>
-          <w:tcPr>
-            <w:tcW w:type="dxa" w:w="3120"/>
+            <w:tcW w:w="3120" w:type="dxa"/>
+          </w:tcPr>
+          <w:p>
+            <w:r>
+              <w:t>Territorial divisions; survey / city survey</w:t>
+            </w:r>
+            <w:r>
+              <w:t xml:space="preserve"> description — Village Index and property details (KSRSAC / GIS)</w:t>
+            </w:r>
+          </w:p>
+        </w:tc>
+      </w:tr>
+      <w:tr>
+        <w:tc>
+          <w:tcPr>
+            <w:tcW w:w="3120" w:type="dxa"/>
           </w:tcPr>
           <w:p>
             <w:r>
@@ -966,7 +939,7 @@
         </w:tc>
         <w:tc>
           <w:tcPr>
-            <w:tcW w:type="dxa" w:w="3120"/>
+            <w:tcW w:w="3120" w:type="dxa"/>
           </w:tcPr>
           <w:p>
             <w:r>
@@ -976,19 +949,22 @@
         </w:tc>
         <w:tc>
           <w:tcPr>
-            <w:tcW w:type="dxa" w:w="3120"/>
-          </w:tcPr>
-          <w:p>
-            <w:r>
-              <w:t>Office where document may be registered; presentation; examination; endorsement; suspension (fine / stamp); condonation — Registration &amp; Status</w:t>
-            </w:r>
-          </w:p>
-        </w:tc>
-      </w:tr>
-      <w:tr>
-        <w:tc>
-          <w:tcPr>
-            <w:tcW w:type="dxa" w:w="3120"/>
+            <w:tcW w:w="3120" w:type="dxa"/>
+          </w:tcPr>
+          <w:p>
+            <w:r>
+              <w:t xml:space="preserve">Office where document may be registered; presentation; examination; endorsement; suspension (fine / stamp); condonation — </w:t>
+            </w:r>
+            <w:r>
+              <w:t>Registration &amp; Status</w:t>
+            </w:r>
+          </w:p>
+        </w:tc>
+      </w:tr>
+      <w:tr>
+        <w:tc>
+          <w:tcPr>
+            <w:tcW w:w="3120" w:type="dxa"/>
           </w:tcPr>
           <w:p>
             <w:r>
@@ -998,7 +974,7 @@
         </w:tc>
         <w:tc>
           <w:tcPr>
-            <w:tcW w:type="dxa" w:w="3120"/>
+            <w:tcW w:w="3120" w:type="dxa"/>
           </w:tcPr>
           <w:p>
             <w:r>
@@ -1008,7 +984,7 @@
         </w:tc>
         <w:tc>
           <w:tcPr>
-            <w:tcW w:type="dxa" w:w="3120"/>
+            <w:tcW w:w="3120" w:type="dxa"/>
           </w:tcPr>
           <w:p>
             <w:r>
@@ -1020,17 +996,20 @@
       <w:tr>
         <w:tc>
           <w:tcPr>
-            <w:tcW w:type="dxa" w:w="3120"/>
-          </w:tcPr>
-          <w:p>
-            <w:r>
-              <w:t>Karnataka Registration Rules, 1965 — Ch. XVII / XXV</w:t>
-            </w:r>
-          </w:p>
-        </w:tc>
-        <w:tc>
-          <w:tcPr>
-            <w:tcW w:type="dxa" w:w="3120"/>
+            <w:tcW w:w="3120" w:type="dxa"/>
+          </w:tcPr>
+          <w:p>
+            <w:r>
+              <w:t>Karnataka Registration Rules, 1965 — Ch</w:t>
+            </w:r>
+            <w:r>
+              <w:t>. XVII / XXV</w:t>
+            </w:r>
+          </w:p>
+        </w:tc>
+        <w:tc>
+          <w:tcPr>
+            <w:tcW w:w="3120" w:type="dxa"/>
           </w:tcPr>
           <w:p>
             <w:r>
@@ -1040,7 +1019,7 @@
         </w:tc>
         <w:tc>
           <w:tcPr>
-            <w:tcW w:type="dxa" w:w="3120"/>
+            <w:tcW w:w="3120" w:type="dxa"/>
           </w:tcPr>
           <w:p>
             <w:r>
@@ -1052,7 +1031,7 @@
       <w:tr>
         <w:tc>
           <w:tcPr>
-            <w:tcW w:type="dxa" w:w="3120"/>
+            <w:tcW w:w="3120" w:type="dxa"/>
           </w:tcPr>
           <w:p>
             <w:r>
@@ -1062,7 +1041,7 @@
         </w:tc>
         <w:tc>
           <w:tcPr>
-            <w:tcW w:type="dxa" w:w="3120"/>
+            <w:tcW w:w="3120" w:type="dxa"/>
           </w:tcPr>
           <w:p>
             <w:r>
@@ -1072,11 +1051,14 @@
         </w:tc>
         <w:tc>
           <w:tcPr>
-            <w:tcW w:type="dxa" w:w="3120"/>
-          </w:tcPr>
-          <w:p>
-            <w:r>
-              <w:t>Impressed / franking / e-Stamp at presentation — Payment visibility (28-08)</w:t>
+            <w:tcW w:w="3120" w:type="dxa"/>
+          </w:tcPr>
+          <w:p>
+            <w:r>
+              <w:t>Impressed / franking / e-Stamp at presentation — Payment visib</w:t>
+            </w:r>
+            <w:r>
+              <w:t>ility (28-08)</w:t>
             </w:r>
           </w:p>
         </w:tc>
@@ -1095,8 +1077,8 @@
     </w:p>
     <w:tbl>
       <w:tblPr>
-        <w:tblW w:type="auto" w:w="0"/>
-        <w:tblLook w:firstColumn="1" w:firstRow="1" w:lastColumn="0" w:lastRow="0" w:noHBand="0" w:noVBand="1" w:val="04A0"/>
+        <w:tblW w:w="0" w:type="auto"/>
+        <w:tblLook w:val="04A0" w:firstRow="1" w:lastRow="0" w:firstColumn="1" w:lastColumn="0" w:noHBand="0" w:noVBand="1"/>
       </w:tblPr>
       <w:tblGrid>
         <w:gridCol w:w="3120"/>
@@ -1106,18 +1088,19 @@
       <w:tr>
         <w:tc>
           <w:tcPr>
-            <w:tcW w:type="dxa" w:w="3120"/>
+            <w:tcW w:w="3120" w:type="dxa"/>
             <w:shd w:val="clear" w:color="auto" w:fill="D9E2F3"/>
           </w:tcPr>
           <w:p>
             <w:r>
+              <w:lastRenderedPageBreak/>
               <w:t>Instrument</w:t>
             </w:r>
           </w:p>
         </w:tc>
         <w:tc>
           <w:tcPr>
-            <w:tcW w:type="dxa" w:w="3120"/>
+            <w:tcW w:w="3120" w:type="dxa"/>
             <w:shd w:val="clear" w:color="auto" w:fill="D9E2F3"/>
           </w:tcPr>
           <w:p>
@@ -1128,7 +1111,7 @@
         </w:tc>
         <w:tc>
           <w:tcPr>
-            <w:tcW w:type="dxa" w:w="3120"/>
+            <w:tcW w:w="3120" w:type="dxa"/>
             <w:shd w:val="clear" w:color="auto" w:fill="D9E2F3"/>
           </w:tcPr>
           <w:p>
@@ -1141,7 +1124,7 @@
       <w:tr>
         <w:tc>
           <w:tcPr>
-            <w:tcW w:type="dxa" w:w="3120"/>
+            <w:tcW w:w="3120" w:type="dxa"/>
           </w:tcPr>
           <w:p>
             <w:r>
@@ -1151,7 +1134,7 @@
         </w:tc>
         <w:tc>
           <w:tcPr>
-            <w:tcW w:type="dxa" w:w="3120"/>
+            <w:tcW w:w="3120" w:type="dxa"/>
           </w:tcPr>
           <w:p>
             <w:r>
@@ -1161,7 +1144,7 @@
         </w:tc>
         <w:tc>
           <w:tcPr>
-            <w:tcW w:type="dxa" w:w="3120"/>
+            <w:tcW w:w="3120" w:type="dxa"/>
           </w:tcPr>
           <w:p>
             <w:r>
@@ -1173,17 +1156,20 @@
       <w:tr>
         <w:tc>
           <w:tcPr>
-            <w:tcW w:type="dxa" w:w="3120"/>
-          </w:tcPr>
-          <w:p>
-            <w:r>
-              <w:t>RD 403 ESR 85 (27 May 1986) as amended by RD/46/MNMU/2025 (29 Aug 2025)</w:t>
-            </w:r>
-          </w:p>
-        </w:tc>
-        <w:tc>
-          <w:tcPr>
-            <w:tcW w:type="dxa" w:w="3120"/>
+            <w:tcW w:w="3120" w:type="dxa"/>
+          </w:tcPr>
+          <w:p>
+            <w:r>
+              <w:t>RD 403 ESR 85</w:t>
+            </w:r>
+            <w:r>
+              <w:t xml:space="preserve"> (27 May 1986) as amended by RD/46/MNMU/2025 (29 Aug 2025)</w:t>
+            </w:r>
+          </w:p>
+        </w:tc>
+        <w:tc>
+          <w:tcPr>
+            <w:tcW w:w="3120" w:type="dxa"/>
           </w:tcPr>
           <w:p>
             <w:r>
@@ -1193,7 +1179,7 @@
         </w:tc>
         <w:tc>
           <w:tcPr>
-            <w:tcW w:type="dxa" w:w="3120"/>
+            <w:tcW w:w="3120" w:type="dxa"/>
           </w:tcPr>
           <w:p>
             <w:r>
@@ -1205,7 +1191,7 @@
       <w:tr>
         <w:tc>
           <w:tcPr>
-            <w:tcW w:type="dxa" w:w="3120"/>
+            <w:tcW w:w="3120" w:type="dxa"/>
           </w:tcPr>
           <w:p>
             <w:r>
@@ -1215,17 +1201,20 @@
         </w:tc>
         <w:tc>
           <w:tcPr>
-            <w:tcW w:type="dxa" w:w="3120"/>
-          </w:tcPr>
-          <w:p>
-            <w:r>
-              <w:t>Karnataka Stamp (Payment of Duty by Means of e-Stamping) Rules, 2009</w:t>
-            </w:r>
-          </w:p>
-        </w:tc>
-        <w:tc>
-          <w:tcPr>
-            <w:tcW w:type="dxa" w:w="3120"/>
+            <w:tcW w:w="3120" w:type="dxa"/>
+          </w:tcPr>
+          <w:p>
+            <w:r>
+              <w:t>Karnataka Stamp (Payment of Duty by Means of</w:t>
+            </w:r>
+            <w:r>
+              <w:t xml:space="preserve"> e-Stamping) Rules, 2009</w:t>
+            </w:r>
+          </w:p>
+        </w:tc>
+        <w:tc>
+          <w:tcPr>
+            <w:tcW w:w="3120" w:type="dxa"/>
           </w:tcPr>
           <w:p>
             <w:r>
@@ -1237,7 +1226,7 @@
       <w:tr>
         <w:tc>
           <w:tcPr>
-            <w:tcW w:type="dxa" w:w="3120"/>
+            <w:tcW w:w="3120" w:type="dxa"/>
           </w:tcPr>
           <w:p>
             <w:r>
@@ -1247,7 +1236,7 @@
         </w:tc>
         <w:tc>
           <w:tcPr>
-            <w:tcW w:type="dxa" w:w="3120"/>
+            <w:tcW w:w="3120" w:type="dxa"/>
           </w:tcPr>
           <w:p>
             <w:r>
@@ -1257,7 +1246,7 @@
         </w:tc>
         <w:tc>
           <w:tcPr>
-            <w:tcW w:type="dxa" w:w="3120"/>
+            <w:tcW w:w="3120" w:type="dxa"/>
           </w:tcPr>
           <w:p>
             <w:r>
@@ -1292,14 +1281,20 @@
           <w:rFonts w:ascii="Segoe UI" w:hAnsi="Segoe UI"/>
           <w:sz w:val="27"/>
         </w:rPr>
-        <w:t>Detailed study of the Karnataka Stamp Act Schedule and CVC / Undervaluation Rules was flagged in the meeting (items 2, 9). Full legal tables for those topics are also in Document_Registration_requirement_01092026_v1.1.docx (Sr.13–14). Key hooks retained above: Stamp Act Secs. 3, 10, 33–39, 45-A; Sec. 45-B / Undervaluation Rules, 1977; Registration Act Sec. 78 + RD/46/MNMU/2025 fees.</w:t>
+        <w:t xml:space="preserve">Detailed study of the Karnataka Stamp Act Schedule and CVC / Undervaluation Rules was flagged in the meeting (items 2, 9). Full legal tables for those topics are also </w:t>
+      </w:r>
+      <w:r>
+        <w:rPr>
+          <w:rFonts w:ascii="Segoe UI" w:hAnsi="Segoe UI"/>
+          <w:sz w:val="27"/>
+        </w:rPr>
+        <w:t>in Document_Registration_requirement_01092026_v1.1.docx (Sr.13–14). Key hooks retained above: Stamp Act Secs. 3, 10, 33–39, 45-A; Sec. 45-B / Undervaluation Rules, 1977; Registration Act Sec. 78 + RD/46/MNMU/2025 fees.</w:t>
       </w:r>
     </w:p>
     <w:p/>
     <w:p>
       <w:r>
         <w:rPr>
-          <w:rFonts w:ascii="Times New Roman" w:hAnsi="Times New Roman"/>
           <w:b/>
           <w:sz w:val="48"/>
         </w:rPr>
@@ -1314,13 +1309,21 @@
           <w:b/>
           <w:sz w:val="29"/>
         </w:rPr>
-        <w:t>Registration core — Registration, Appointment, Status tracking (aligned to 28-08 discussion notes)</w:t>
+        <w:t>Registration core — Reg</w:t>
+      </w:r>
+      <w:r>
+        <w:rPr>
+          <w:rFonts w:ascii="Segoe UI" w:hAnsi="Segoe UI"/>
+          <w:b/>
+          <w:sz w:val="29"/>
+        </w:rPr>
+        <w:t>istration, Appointment, Status tracking (aligned to 28-08 discussion notes)</w:t>
       </w:r>
     </w:p>
     <w:tbl>
       <w:tblPr>
-        <w:tblW w:type="auto" w:w="0"/>
-        <w:tblLook w:firstColumn="1" w:firstRow="1" w:lastColumn="0" w:lastRow="0" w:noHBand="0" w:noVBand="1" w:val="04A0"/>
+        <w:tblW w:w="0" w:type="auto"/>
+        <w:tblLook w:val="04A0" w:firstRow="1" w:lastRow="0" w:firstColumn="1" w:lastColumn="0" w:noHBand="0" w:noVBand="1"/>
       </w:tblPr>
       <w:tblGrid>
         <w:gridCol w:w="4680"/>
@@ -1329,14 +1332,12 @@
       <w:tr>
         <w:tc>
           <w:tcPr>
-            <w:tcW w:type="dxa" w:w="4680"/>
+            <w:tcW w:w="4680" w:type="dxa"/>
             <w:shd w:val="clear" w:color="auto" w:fill="D9E2F3"/>
           </w:tcPr>
           <w:p>
-            <w:r/>
             <w:r>
               <w:rPr>
-                <w:rFonts w:ascii="Times New Roman" w:hAnsi="Times New Roman"/>
                 <w:b/>
                 <w:sz w:val="24"/>
               </w:rPr>
@@ -1346,14 +1347,12 @@
         </w:tc>
         <w:tc>
           <w:tcPr>
-            <w:tcW w:type="dxa" w:w="4680"/>
+            <w:tcW w:w="4680" w:type="dxa"/>
             <w:shd w:val="clear" w:color="auto" w:fill="D9E2F3"/>
           </w:tcPr>
           <w:p>
-            <w:r/>
             <w:r>
               <w:rPr>
-                <w:rFonts w:ascii="Times New Roman" w:hAnsi="Times New Roman"/>
                 <w:b/>
                 <w:sz w:val="24"/>
               </w:rPr>
@@ -1365,255 +1364,200 @@
       <w:tr>
         <w:tc>
           <w:tcPr>
-            <w:tcW w:type="dxa" w:w="4680"/>
-          </w:tcPr>
-          <w:p>
-            <w:r/>
-            <w:r>
-              <w:rPr>
-                <w:rFonts w:ascii="Times New Roman" w:hAnsi="Times New Roman"/>
-                <w:sz w:val="20"/>
-              </w:rPr>
+            <w:tcW w:w="4680" w:type="dxa"/>
+          </w:tcPr>
+          <w:p>
+            <w:r>
               <w:t>SR send to payment / send back for correction</w:t>
             </w:r>
           </w:p>
         </w:tc>
         <w:tc>
           <w:tcPr>
-            <w:tcW w:type="dxa" w:w="4680"/>
-          </w:tcPr>
-          <w:p>
-            <w:r/>
-            <w:r>
-              <w:rPr>
-                <w:rFonts w:ascii="Times New Roman" w:hAnsi="Times New Roman"/>
-                <w:sz w:val="20"/>
-              </w:rPr>
-              <w:t>After verification unable to send to citizen for payment / rectify (94523, 92990, 92566, 88608, 83818, 31346 — pending count 6); after evaluation send does not proceed (30960, 31484); sent-back apps still ask for payment with amount 0 (88309, 27587)</w:t>
-            </w:r>
-          </w:p>
-        </w:tc>
-      </w:tr>
-      <w:tr>
-        <w:tc>
-          <w:tcPr>
-            <w:tcW w:type="dxa" w:w="4680"/>
-          </w:tcPr>
-          <w:p>
-            <w:r/>
-            <w:r>
-              <w:rPr>
-                <w:rFonts w:ascii="Times New Roman" w:hAnsi="Times New Roman"/>
-                <w:sz w:val="20"/>
-              </w:rPr>
+            <w:tcW w:w="4680" w:type="dxa"/>
+          </w:tcPr>
+          <w:p>
+            <w:r>
+              <w:t xml:space="preserve">After verification unable to send to citizen for payment / rectify (94523, 92990, 92566, </w:t>
+            </w:r>
+            <w:r>
+              <w:t>88608, 83818, 31346 — pending count 6); after evaluation send does not proceed (30960, 31484); sent-back apps still ask for payment with amount 0 (88309, 27587)</w:t>
+            </w:r>
+          </w:p>
+        </w:tc>
+      </w:tr>
+      <w:tr>
+        <w:tc>
+          <w:tcPr>
+            <w:tcW w:w="4680" w:type="dxa"/>
+          </w:tcPr>
+          <w:p>
+            <w:r>
               <w:t>Payment visibility &amp; payment failures</w:t>
             </w:r>
           </w:p>
         </w:tc>
         <w:tc>
           <w:tcPr>
-            <w:tcW w:type="dxa" w:w="4680"/>
-          </w:tcPr>
-          <w:p>
-            <w:r/>
-            <w:r>
-              <w:rPr>
-                <w:rFonts w:ascii="Times New Roman" w:hAnsi="Times New Roman"/>
-                <w:sz w:val="20"/>
-              </w:rPr>
-              <w:t>Unable to make payment for document registration (29349, 29407); payment error “Something went wrong” (94275); payment completed but still Make Payment / pending for payment (92384, 28335, 26151); payment details not in 10A (27824)</w:t>
-            </w:r>
-          </w:p>
-        </w:tc>
-      </w:tr>
-      <w:tr>
-        <w:tc>
-          <w:tcPr>
-            <w:tcW w:type="dxa" w:w="4680"/>
-          </w:tcPr>
-          <w:p>
-            <w:r/>
-            <w:r>
-              <w:rPr>
-                <w:rFonts w:ascii="Times New Roman" w:hAnsi="Times New Roman"/>
-                <w:sz w:val="20"/>
-              </w:rPr>
+            <w:tcW w:w="4680" w:type="dxa"/>
+          </w:tcPr>
+          <w:p>
+            <w:r>
+              <w:t>Unable to make payment for document registration (29349,</w:t>
+            </w:r>
+            <w:r>
+              <w:t xml:space="preserve"> 29407); payment error “Something went wrong” (94275); payment completed but still Make Payment / pending for payment (92384, 28335, 26151); payment details not in 10A (27824)</w:t>
+            </w:r>
+          </w:p>
+        </w:tc>
+      </w:tr>
+      <w:tr>
+        <w:tc>
+          <w:tcPr>
+            <w:tcW w:w="4680" w:type="dxa"/>
+          </w:tcPr>
+          <w:p>
+            <w:r>
               <w:t>Slot booking / tatkal / reschedule</w:t>
             </w:r>
           </w:p>
         </w:tc>
         <w:tc>
           <w:tcPr>
-            <w:tcW w:type="dxa" w:w="4680"/>
-          </w:tcPr>
-          <w:p>
-            <w:r/>
-            <w:r>
-              <w:rPr>
-                <w:rFonts w:ascii="Times New Roman" w:hAnsi="Times New Roman"/>
-                <w:sz w:val="20"/>
-              </w:rPr>
-              <w:t>Unable to schedule appointment (27283 P1, 30478, 30908); time slot issue (30841); unable to re-schedule (91929); after payment still pending for payment while citizen books slot (28335)</w:t>
-            </w:r>
-          </w:p>
-        </w:tc>
-      </w:tr>
-      <w:tr>
-        <w:tc>
-          <w:tcPr>
-            <w:tcW w:type="dxa" w:w="4680"/>
-          </w:tcPr>
-          <w:p>
-            <w:r/>
-            <w:r>
-              <w:rPr>
-                <w:rFonts w:ascii="Times New Roman" w:hAnsi="Times New Roman"/>
-                <w:sz w:val="20"/>
-              </w:rPr>
+            <w:tcW w:w="4680" w:type="dxa"/>
+          </w:tcPr>
+          <w:p>
+            <w:r>
+              <w:t>Unable to schedule appointment (27283 P1, 30</w:t>
+            </w:r>
+            <w:r>
+              <w:t>478, 30908); time slot issue (30841); unable to re-schedule (91929); after payment still pending for payment while citizen books slot (28335)</w:t>
+            </w:r>
+          </w:p>
+        </w:tc>
+      </w:tr>
+      <w:tr>
+        <w:tc>
+          <w:tcPr>
+            <w:tcW w:w="4680" w:type="dxa"/>
+          </w:tcPr>
+          <w:p>
+            <w:r>
               <w:t>Withdrawal workflow</w:t>
             </w:r>
           </w:p>
         </w:tc>
         <w:tc>
           <w:tcPr>
-            <w:tcW w:type="dxa" w:w="4680"/>
-          </w:tcPr>
-          <w:p>
-            <w:r/>
-            <w:r>
-              <w:rPr>
-                <w:rFonts w:ascii="Times New Roman" w:hAnsi="Times New Roman"/>
-                <w:sz w:val="20"/>
-              </w:rPr>
-              <w:t>Withdraw option not available for rejected application (93043); citizen unable to withdraw (24685, 23807); withdrawn app still pending in DEO (9494, 23080); withdraw auto-generated registration number (8691); payment withdraw issue (28630)</w:t>
-            </w:r>
-          </w:p>
-        </w:tc>
-      </w:tr>
-      <w:tr>
-        <w:tc>
-          <w:tcPr>
-            <w:tcW w:type="dxa" w:w="4680"/>
-          </w:tcPr>
-          <w:p>
-            <w:r/>
-            <w:r>
-              <w:rPr>
-                <w:rFonts w:ascii="Times New Roman" w:hAnsi="Times New Roman"/>
-                <w:sz w:val="20"/>
-              </w:rPr>
+            <w:tcW w:w="4680" w:type="dxa"/>
+          </w:tcPr>
+          <w:p>
+            <w:r>
+              <w:t>Withdraw option not available for rejected application (93043); citizen unable to withdraw (2</w:t>
+            </w:r>
+            <w:r>
+              <w:t>4685, 23807); withdrawn app still pending in DEO (9494, 23080); withdraw auto-generated registration number (8691); payment withdraw issue (28630)</w:t>
+            </w:r>
+          </w:p>
+        </w:tc>
+      </w:tr>
+      <w:tr>
+        <w:tc>
+          <w:tcPr>
+            <w:tcW w:w="4680" w:type="dxa"/>
+          </w:tcPr>
+          <w:p>
+            <w:r>
+              <w:lastRenderedPageBreak/>
               <w:t>Stamp duty &amp; registration fee calculation</w:t>
             </w:r>
           </w:p>
         </w:tc>
         <w:tc>
           <w:tcPr>
-            <w:tcW w:type="dxa" w:w="4680"/>
-          </w:tcPr>
-          <w:p>
-            <w:r/>
-            <w:r>
-              <w:rPr>
-                <w:rFonts w:ascii="Times New Roman" w:hAnsi="Times New Roman"/>
-                <w:sz w:val="20"/>
-              </w:rPr>
-              <w:t>Unable to Calculate Stamp duty and Registration fee (23369); fees calculation category pending (74 tickets); partition / gift article wrong duty (31257, 93306, 31130); fee zero after valuation (28596, 26292)</w:t>
-            </w:r>
-          </w:p>
-        </w:tc>
-      </w:tr>
-      <w:tr>
-        <w:tc>
-          <w:tcPr>
-            <w:tcW w:type="dxa" w:w="4680"/>
-          </w:tcPr>
-          <w:p>
-            <w:r/>
-            <w:r>
-              <w:rPr>
-                <w:rFonts w:ascii="Times New Roman" w:hAnsi="Times New Roman"/>
-                <w:sz w:val="20"/>
-              </w:rPr>
+            <w:tcW w:w="4680" w:type="dxa"/>
+          </w:tcPr>
+          <w:p>
+            <w:r>
+              <w:t xml:space="preserve">Unable to Calculate Stamp duty and Registration fee (23369); fees </w:t>
+            </w:r>
+            <w:r>
+              <w:t>calculation category pending (74 tickets); partition / gift article wrong duty (31257, 93306, 31130); fee zero after valuation (28596, 26292)</w:t>
+            </w:r>
+          </w:p>
+        </w:tc>
+      </w:tr>
+      <w:tr>
+        <w:tc>
+          <w:tcPr>
+            <w:tcW w:w="4680" w:type="dxa"/>
+          </w:tcPr>
+          <w:p>
+            <w:r>
               <w:t>Guidance value / undervaluation &amp; impound</w:t>
             </w:r>
           </w:p>
         </w:tc>
         <w:tc>
           <w:tcPr>
-            <w:tcW w:type="dxa" w:w="4680"/>
-          </w:tcPr>
-          <w:p>
-            <w:r/>
-            <w:r>
-              <w:rPr>
-                <w:rFonts w:ascii="Times New Roman" w:hAnsi="Times New Roman"/>
-                <w:sz w:val="20"/>
-              </w:rPr>
-              <w:t>Pending for 45-A undervaluation (93336… — count 6); unable to release 45-A pending (13204, 14582, 31209–31212); Impound related issue (30024); CVC rates not displaying (31481, 31521); rural building valued at TMC/CMC rates (29393)</w:t>
-            </w:r>
-          </w:p>
-        </w:tc>
-      </w:tr>
-      <w:tr>
-        <w:tc>
-          <w:tcPr>
-            <w:tcW w:type="dxa" w:w="4680"/>
-          </w:tcPr>
-          <w:p>
-            <w:r/>
-            <w:r>
-              <w:rPr>
-                <w:rFonts w:ascii="Times New Roman" w:hAnsi="Times New Roman"/>
-                <w:sz w:val="20"/>
-              </w:rPr>
+            <w:tcW w:w="4680" w:type="dxa"/>
+          </w:tcPr>
+          <w:p>
+            <w:r>
+              <w:t>Pending for 45-A undervaluation (93336… — count 6); unable to release 4</w:t>
+            </w:r>
+            <w:r>
+              <w:t>5-A pending (13204, 14582, 31209–31212); Impound related issue (30024); CVC rates not displaying (31481, 31521); rural building valued at TMC/CMC rates (29393)</w:t>
+            </w:r>
+          </w:p>
+        </w:tc>
+      </w:tr>
+      <w:tr>
+        <w:tc>
+          <w:tcPr>
+            <w:tcW w:w="4680" w:type="dxa"/>
+          </w:tcPr>
+          <w:p>
+            <w:r>
               <w:t>Summary / document number display</w:t>
             </w:r>
           </w:p>
         </w:tc>
         <w:tc>
           <w:tcPr>
-            <w:tcW w:type="dxa" w:w="4680"/>
-          </w:tcPr>
-          <w:p>
-            <w:r/>
-            <w:r>
-              <w:rPr>
-                <w:rFonts w:ascii="Times New Roman" w:hAnsi="Times New Roman"/>
-                <w:sz w:val="20"/>
-              </w:rPr>
-              <w:t>Summary not generating (27360, 27805, 30609); document number generated but still in DEO Step-1 Generate Summary (28388); document number / challan / consideration missing or wrong in summary (31168, 6187, 10531)</w:t>
-            </w:r>
-          </w:p>
-        </w:tc>
-      </w:tr>
-      <w:tr>
-        <w:tc>
-          <w:tcPr>
-            <w:tcW w:type="dxa" w:w="4680"/>
-          </w:tcPr>
-          <w:p>
-            <w:r/>
-            <w:r>
-              <w:rPr>
-                <w:rFonts w:ascii="Times New Roman" w:hAnsi="Times New Roman"/>
-                <w:sz w:val="20"/>
-              </w:rPr>
+            <w:tcW w:w="4680" w:type="dxa"/>
+          </w:tcPr>
+          <w:p>
+            <w:r>
+              <w:t>Summary not generating (27360, 27805, 30609); document number</w:t>
+            </w:r>
+            <w:r>
+              <w:t xml:space="preserve"> generated but still in DEO Step-1 Generate Summary (28388); document number / challan / consideration missing or wrong in summary (31168, 6187, 10531)</w:t>
+            </w:r>
+          </w:p>
+        </w:tc>
+      </w:tr>
+      <w:tr>
+        <w:tc>
+          <w:tcPr>
+            <w:tcW w:w="4680" w:type="dxa"/>
+          </w:tcPr>
+          <w:p>
+            <w:r>
               <w:t>Status tracking — wrong step / DSC / acknowledgement</w:t>
             </w:r>
           </w:p>
         </w:tc>
         <w:tc>
           <w:tcPr>
-            <w:tcW w:type="dxa" w:w="4680"/>
-          </w:tcPr>
-          <w:p>
-            <w:r/>
-            <w:r>
-              <w:rPr>
-                <w:rFonts w:ascii="Times New Roman" w:hAnsi="Times New Roman"/>
-                <w:sz w:val="20"/>
-              </w:rPr>
-              <w:t>Digital Sign option / SR name missing at Step 9 (95322, 27050, 95349); Unable to Print acknowledgement at Step 10 (88602); slot allocation — registration complete but still in DEO Step 3 (28586); app number / status inconsistent across logins (Categorized Payment &amp; Step issues)</w:t>
+            <w:tcW w:w="4680" w:type="dxa"/>
+          </w:tcPr>
+          <w:p>
+            <w:r>
+              <w:t>Digital Sign option / SR name missing at Step 9 (9</w:t>
+            </w:r>
+            <w:r>
+              <w:t>5322, 27050, 95349); Unable to Print acknowledgement at Step 10 (88602); slot allocation — registration complete but still in DEO Step 3 (28586); app number / status inconsistent across logins (Categorized Payment &amp; Step issues)</w:t>
             </w:r>
           </w:p>
         </w:tc>
@@ -1634,7 +1578,21 @@
           <w:rFonts w:ascii="Segoe UI" w:hAnsi="Segoe UI"/>
           <w:sz w:val="27"/>
         </w:rPr>
-        <w:t xml:space="preserve"> Source: Requirement Discussions/ServiceDesk Issues/ServiceDeskIssuesList.xlsx (OverallList + Categorized). Includes SR approval → payment / correction, slot booking, withdrawal, stamp &amp; fee calculation, 45-A / impound, and summary / status-step issues discussed on 28-08-2026.</w:t>
+        <w:t xml:space="preserve"> Source: Requirement</w:t>
+      </w:r>
+      <w:r>
+        <w:rPr>
+          <w:rFonts w:ascii="Segoe UI" w:hAnsi="Segoe UI"/>
+          <w:sz w:val="27"/>
+        </w:rPr>
+        <w:t xml:space="preserve"> Discussions/ServiceDesk Issues/ServiceDeskIssuesList.xlsx (OverallList + Categorized). Includes SR approval → payment / correction, slot booking, withdrawal, stamp &amp; fee calculation, 45-A / impound, and summary / status-step issues discussed on 28-08-2026</w:t>
+      </w:r>
+      <w:r>
+        <w:rPr>
+          <w:rFonts w:ascii="Segoe UI" w:hAnsi="Segoe UI"/>
+          <w:sz w:val="27"/>
+        </w:rPr>
+        <w:t>.</w:t>
       </w:r>
     </w:p>
     <w:sectPr>
@@ -1648,7 +1606,7 @@
 </file>
 
 <file path=word/numbering.xml><?xml version="1.0" encoding="utf-8"?>
-<w:numbering xmlns:wpc="http://schemas.microsoft.com/office/word/2010/wordprocessingCanvas" xmlns:cx="http://schemas.microsoft.com/office/drawing/2014/chartex" xmlns:cx1="http://schemas.microsoft.com/office/drawing/2015/9/8/chartex" xmlns:cx2="http://schemas.microsoft.com/office/drawing/2015/10/21/chartex" xmlns:cx3="http://schemas.microsoft.com/office/drawing/2016/5/9/chartex" xmlns:cx4="http://schemas.microsoft.com/office/drawing/2016/5/10/chartex" xmlns:cx5="http://schemas.microsoft.com/office/drawing/2016/5/11/chartex" xmlns:cx6="http://schemas.microsoft.com/office/drawing/2016/5/12/chartex" xmlns:cx7="http://schemas.microsoft.com/office/drawing/2016/5/13/chartex" xmlns:cx8="http://schemas.microsoft.com/office/drawing/2016/5/14/chartex" xmlns:mc="http://schemas.openxmlformats.org/markup-compatibility/2006" xmlns:aink="http://schemas.microsoft.com/office/drawing/2016/ink" xmlns:am3d="http://schemas.microsoft.com/office/drawing/2017/model3d" xmlns:o="urn:schemas-microsoft-com:office:office" xmlns:oel="http://schemas.microsoft.com/office/2019/extlst" xmlns:r="http://schemas.openxmlformats.org/officeDocument/2006/relationships" xmlns:m="http://schemas.openxmlformats.org/officeDocument/2006/math" xmlns:v="urn:schemas-microsoft-com:vml" xmlns:wp14="http://schemas.microsoft.com/office/word/2010/wordprocessingDrawing" xmlns:wp="http://schemas.openxmlformats.org/drawingml/2006/wordprocessingDrawing" xmlns:w10="urn:schemas-microsoft-com:office:word" xmlns:w="http://schemas.openxmlformats.org/wordprocessingml/2006/main" xmlns:w14="http://schemas.microsoft.com/office/word/2010/wordml" xmlns:w15="http://schemas.microsoft.com/office/word/2012/wordml" xmlns:w16cei="http://schemas.microsoft.com/office/word/2026/wordml/cei" xmlns:w16cex="http://schemas.microsoft.com/office/word/2018/wordml/cex" xmlns:w16cid="http://schemas.microsoft.com/office/word/2016/wordml/cid" xmlns:w16="http://schemas.microsoft.com/office/word/2018/wordml" xmlns:w16du="http://schemas.microsoft.com/office/word/2023/wordml/word16du" xmlns:w16sdtdh="http://schemas.microsoft.com/office/word/2020/wordml/sdtdatahash" xmlns:w16sdtfl="http://schemas.microsoft.com/office/word/2024/wordml/sdtformatlock" xmlns:w16se="http://schemas.microsoft.com/office/word/2015/wordml/symex" xmlns:wpg="http://schemas.microsoft.com/office/word/2010/wordprocessingGroup" xmlns:wpi="http://schemas.microsoft.com/office/word/2010/wordprocessingInk" xmlns:wne="http://schemas.microsoft.com/office/word/2006/wordml" xmlns:wps="http://schemas.microsoft.com/office/word/2010/wordprocessingShape" mc:Ignorable="w14 w15 w16se w16cid w16 w16cex w16sdtdh w16sdtfl w16du wp14">
+<w:numbering xmlns:wpc="http://schemas.microsoft.com/office/word/2010/wordprocessingCanvas" xmlns:cx="http://schemas.microsoft.com/office/drawing/2014/chartex" xmlns:cx1="http://schemas.microsoft.com/office/drawing/2015/9/8/chartex" xmlns:mc="http://schemas.openxmlformats.org/markup-compatibility/2006" xmlns:o="urn:schemas-microsoft-com:office:office" xmlns:r="http://schemas.openxmlformats.org/officeDocument/2006/relationships" xmlns:m="http://schemas.openxmlformats.org/officeDocument/2006/math" xmlns:v="urn:schemas-microsoft-com:vml" xmlns:wp14="http://schemas.microsoft.com/office/word/2010/wordprocessingDrawing" xmlns:wp="http://schemas.openxmlformats.org/drawingml/2006/wordprocessingDrawing" xmlns:w10="urn:schemas-microsoft-com:office:word" xmlns:w="http://schemas.openxmlformats.org/wordprocessingml/2006/main" xmlns:w14="http://schemas.microsoft.com/office/word/2010/wordml" xmlns:w15="http://schemas.microsoft.com/office/word/2012/wordml" xmlns:w16se="http://schemas.microsoft.com/office/word/2015/wordml/symex" xmlns:wpg="http://schemas.microsoft.com/office/word/2010/wordprocessingGroup" xmlns:wpi="http://schemas.microsoft.com/office/word/2010/wordprocessingInk" xmlns:wne="http://schemas.microsoft.com/office/word/2006/wordml" xmlns:wps="http://schemas.microsoft.com/office/word/2010/wordprocessingShape" mc:Ignorable="w14 w15 w16se wp14">
   <w:abstractNum w:abstractNumId="0" w15:restartNumberingAfterBreak="0">
     <w:nsid w:val="27F46666"/>
     <w:multiLevelType w:val="hybridMultilevel"/>
@@ -1902,26 +1860,26 @@
       </w:pPr>
     </w:lvl>
   </w:abstractNum>
-  <w:num w:numId="1" w16cid:durableId="1543597365">
+  <w:num w:numId="1">
     <w:abstractNumId w:val="2"/>
     <w:lvlOverride w:ilvl="0">
       <w:startOverride w:val="1"/>
     </w:lvlOverride>
   </w:num>
-  <w:num w:numId="2" w16cid:durableId="1415584950">
+  <w:num w:numId="2">
     <w:abstractNumId w:val="0"/>
     <w:lvlOverride w:ilvl="0">
       <w:startOverride w:val="1"/>
     </w:lvlOverride>
   </w:num>
-  <w:num w:numId="3" w16cid:durableId="263342349">
+  <w:num w:numId="3">
     <w:abstractNumId w:val="1"/>
   </w:num>
 </w:numbering>
 </file>
 
 <file path=word/styles.xml><?xml version="1.0" encoding="utf-8"?>
-<w:styles xmlns:mc="http://schemas.openxmlformats.org/markup-compatibility/2006" xmlns:r="http://schemas.openxmlformats.org/officeDocument/2006/relationships" xmlns:w="http://schemas.openxmlformats.org/wordprocessingml/2006/main" xmlns:w14="http://schemas.microsoft.com/office/word/2010/wordml" xmlns:w15="http://schemas.microsoft.com/office/word/2012/wordml" xmlns:w16cex="http://schemas.microsoft.com/office/word/2018/wordml/cex" xmlns:w16cid="http://schemas.microsoft.com/office/word/2016/wordml/cid" xmlns:w16="http://schemas.microsoft.com/office/word/2018/wordml" xmlns:w16du="http://schemas.microsoft.com/office/word/2023/wordml/word16du" xmlns:w16sdtdh="http://schemas.microsoft.com/office/word/2020/wordml/sdtdatahash" xmlns:w16sdtfl="http://schemas.microsoft.com/office/word/2024/wordml/sdtformatlock" xmlns:w16se="http://schemas.microsoft.com/office/word/2015/wordml/symex" mc:Ignorable="w14 w15 w16se w16cid w16 w16cex w16sdtdh w16sdtfl w16du">
+<w:styles xmlns:mc="http://schemas.openxmlformats.org/markup-compatibility/2006" xmlns:r="http://schemas.openxmlformats.org/officeDocument/2006/relationships" xmlns:w="http://schemas.openxmlformats.org/wordprocessingml/2006/main" xmlns:w14="http://schemas.microsoft.com/office/word/2010/wordml" xmlns:w15="http://schemas.microsoft.com/office/word/2012/wordml" xmlns:w16se="http://schemas.microsoft.com/office/word/2015/wordml/symex" mc:Ignorable="w14 w15 w16se">
   <w:docDefaults>
     <w:rPrDefault>
       <w:rPr>
@@ -1931,7 +1889,7 @@
     </w:rPrDefault>
     <w:pPrDefault/>
   </w:docDefaults>
-  <w:latentStyles w:defLockedState="0" w:defUIPriority="99" w:defSemiHidden="0" w:defUnhideWhenUsed="0" w:defQFormat="0" w:count="376">
+  <w:latentStyles w:defLockedState="0" w:defUIPriority="99" w:defSemiHidden="0" w:defUnhideWhenUsed="0" w:defQFormat="0" w:count="371">
     <w:lsdException w:name="Normal" w:uiPriority="0" w:qFormat="1"/>
     <w:lsdException w:name="heading 1" w:uiPriority="9" w:qFormat="1"/>
     <w:lsdException w:name="heading 2" w:semiHidden="1" w:uiPriority="9" w:unhideWhenUsed="1" w:qFormat="1"/>
@@ -2303,11 +2261,6 @@
     <w:lsdException w:name="List Table 5 Dark Accent 6" w:uiPriority="50"/>
     <w:lsdException w:name="List Table 6 Colorful Accent 6" w:uiPriority="51"/>
     <w:lsdException w:name="List Table 7 Colorful Accent 6" w:uiPriority="52"/>
-    <w:lsdException w:name="Mention" w:semiHidden="1" w:unhideWhenUsed="1"/>
-    <w:lsdException w:name="Smart Hyperlink" w:semiHidden="1" w:unhideWhenUsed="1"/>
-    <w:lsdException w:name="Hashtag" w:semiHidden="1" w:unhideWhenUsed="1"/>
-    <w:lsdException w:name="Unresolved Mention" w:semiHidden="1" w:unhideWhenUsed="1"/>
-    <w:lsdException w:name="Smart Link" w:semiHidden="1" w:unhideWhenUsed="1"/>
   </w:latentStyles>
   <w:style w:type="paragraph" w:default="1" w:styleId="Normal">
     <w:name w:val="Normal"/>
